--- a/addendum_template.docx
+++ b/addendum_template.docx
@@ -280,7 +280,21 @@
           <w:rFonts w:ascii="Arial" w:eastAsia="Arial" w:hAnsi="Arial" w:cs="Arial"/>
           <w:color w:val="000000"/>
         </w:rPr>
-        <w:t>) the Customer’s negligence or willful misconduct, violation of law, breach of this Contract or any misrepresentation by the Customer hereunder (each a “Claim”); provided, that nothing herein shall require the Customer to indemnify any Indemnified Party to the extent a Claim results from such Indemnified Party’s own negligence or willful misconduct or (ii) the existence, uncovering or unveiling, or any release of any hazardous or toxic substance, waste or material, or any other substance, pollutant or condition that poses a risk to human health or the environment at the Customers home.  The provisions of this Section shall survive termination or expiration of this Contract.</w:t>
+        <w:t xml:space="preserve">) the Customer’s negligence or willful misconduct, violation of law, breach of this Contract or any misrepresentation by the Customer hereunder (each a “Claim”); provided, that nothing herein shall require the Customer to indemnify any Indemnified Party to the extent a Claim results from such Indemnified Party’s own negligence or willful misconduct or (ii) the existence, uncovering or unveiling, or any release of any hazardous or toxic substance, waste or material, or any other substance, pollutant or condition that poses a risk to human health or the environment at the Customers </w:t>
+      </w:r>
+      <w:r>
+        <w:rPr>
+          <w:rFonts w:ascii="Arial" w:eastAsia="Arial" w:hAnsi="Arial" w:cs="Arial"/>
+          <w:color w:val="000000"/>
+        </w:rPr>
+        <w:t>property</w:t>
+      </w:r>
+      <w:r>
+        <w:rPr>
+          <w:rFonts w:ascii="Arial" w:eastAsia="Arial" w:hAnsi="Arial" w:cs="Arial"/>
+          <w:color w:val="000000"/>
+        </w:rPr>
+        <w:t>.  The provisions of this Section shall survive termination or expiration of this Contract.</w:t>
       </w:r>
     </w:p>
     <w:p>
@@ -1509,7 +1523,21 @@
           <w:color w:val="000000"/>
         </w:rPr>
         <w:lastRenderedPageBreak/>
-        <w:t>finds the lien is valid, you could be forced to pay twice or have a court officer sell your home to pay the lien. Liens can also affect your credit.</w:t>
+        <w:t xml:space="preserve">finds the lien is valid, you could be forced to pay twice or have a court officer sell your </w:t>
+      </w:r>
+      <w:r>
+        <w:rPr>
+          <w:rFonts w:ascii="Arial" w:eastAsia="Arial" w:hAnsi="Arial" w:cs="Arial"/>
+          <w:color w:val="000000"/>
+        </w:rPr>
+        <w:t>property</w:t>
+      </w:r>
+      <w:r>
+        <w:rPr>
+          <w:rFonts w:ascii="Arial" w:eastAsia="Arial" w:hAnsi="Arial" w:cs="Arial"/>
+          <w:color w:val="000000"/>
+        </w:rPr>
+        <w:t xml:space="preserve"> to pay the lien. Liens can also affect your credit.</w:t>
       </w:r>
     </w:p>
     <w:p>
